--- a/arbeitsblaetter/A5_Rette_das_Chaos_Dokument.docx
+++ b/arbeitsblaetter/A5_Rette_das_Chaos_Dokument.docx
@@ -120,7 +120,7 @@
                 <w:color w:val="172A3A"/>
                 <w:sz w:val="19"/>
               </w:rPr>
-              <w:t>bekannte Formatierungsfehler erkennen und reparieren. Eine vorhandene Grafik kann ich verkleinern und an die richtige Stelle verschieben.</w:t>
+              <w:t>bekannte Formatierungsfehler erkennen und reparieren. Eine vorhandene Grafik kann ich mit sichtbarer Hilfe verkleinern und an die richtige Stelle verschieben.</w:t>
             </w:r>
           </w:p>
         </w:tc>
@@ -446,10 +446,10 @@
                 <w:rFonts w:ascii="Arial" w:hAnsi="Arial" w:eastAsia="Arial"/>
                 <w:b/>
                 <w:i w:val="0"/>
-                <w:color w:val="17324D"/>
+                <w:color w:val="1D6765"/>
                 <w:sz w:val="18"/>
               </w:rPr>
-              <w:t>Grafik</w:t>
+              <w:t>MINI-NEU · Grafik</w:t>
             </w:r>
             <w:r>
               <w:rPr>
@@ -459,7 +459,7 @@
                 <w:color w:val="172A3A"/>
                 <w:sz w:val="18"/>
               </w:rPr>
-              <w:t xml:space="preserve">  →  ca. 2,2 cm breit, direkt über dem Titel, zentriert</w:t>
+              <w:t xml:space="preserve">  →  anklicken → Bildformat → Grösse → Breite ca. 2,2 cm; danach über den Titel verschieben und zentrieren</w:t>
             </w:r>
           </w:p>
         </w:tc>
@@ -789,7 +789,7 @@
                 <w:color w:val="172A3A"/>
                 <w:sz w:val="19"/>
               </w:rPr>
-              <w:t>Grafik verschieben: anklicken → Ctrl + X → Cursor über den Titel → Ctrl + V. Danach zentrieren und verkleinern.  FERTIG? Gib das Blatt in deinem Ordner "IB" ab.</w:t>
+              <w:t>Grafik verschieben: anklicken → Ctrl + X → Cursor über den Titel → Ctrl + V. Danach zentrieren. Die Breite stellst du wie in Schritt F unter Bildformat → Grösse ein.  FERTIG? Gib das Blatt in deinem Ordner "IB" ab.</w:t>
             </w:r>
           </w:p>
         </w:tc>

--- a/arbeitsblaetter/A5_Rette_das_Chaos_Dokument.docx
+++ b/arbeitsblaetter/A5_Rette_das_Chaos_Dokument.docx
@@ -357,7 +357,7 @@
                 <w:color w:val="172A3A"/>
                 <w:sz w:val="18"/>
               </w:rPr>
-              <w:t xml:space="preserve">  →  Überschrift fett, Dinge als Aufzählung</w:t>
+              <w:t xml:space="preserve">  →  Überschrift fett, Dinge als echte Word-Aufzählung</w:t>
             </w:r>
           </w:p>
           <w:p>
@@ -391,7 +391,7 @@
                 <w:color w:val="172A3A"/>
                 <w:sz w:val="18"/>
               </w:rPr>
-              <w:t xml:space="preserve">  →  Überschrift fett, Schritte nummerieren</w:t>
+              <w:t xml:space="preserve">  →  Überschrift fett, Schritte als echte Word-Nummerierung</w:t>
             </w:r>
           </w:p>
           <w:p>

--- a/arbeitsblaetter/A5_Rette_das_Chaos_Dokument.docx
+++ b/arbeitsblaetter/A5_Rette_das_Chaos_Dokument.docx
@@ -415,7 +415,7 @@
                 <w:color w:val="17324D"/>
                 <w:sz w:val="18"/>
               </w:rPr>
-              <w:t>Normale Textzeilen</w:t>
+              <w:t>Text in den beiden Listen</w:t>
             </w:r>
             <w:r>
               <w:rPr>

--- a/arbeitsblaetter/A5_Rette_das_Chaos_Dokument.docx
+++ b/arbeitsblaetter/A5_Rette_das_Chaos_Dokument.docx
@@ -462,6 +462,45 @@
               <w:t xml:space="preserve">  →  anklicken → Bildformat → Grösse → Breite ca. 2,2 cm; danach über den Titel verschieben und zentrieren</w:t>
             </w:r>
           </w:p>
+          <w:p>
+            <w:pPr>
+              <w:spacing w:before="0" w:after="10"/>
+            </w:pPr>
+            <w:r>
+              <w:drawing>
+                <wp:inline xmlns:a="http://schemas.openxmlformats.org/drawingml/2006/main" xmlns:pic="http://schemas.openxmlformats.org/drawingml/2006/picture">
+                  <wp:extent cx="3491999" cy="488880"/>
+                  <wp:docPr id="2" name="Picture 2"/>
+                  <wp:cNvGraphicFramePr>
+                    <a:graphicFrameLocks noChangeAspect="1"/>
+                  </wp:cNvGraphicFramePr>
+                  <a:graphic>
+                    <a:graphicData uri="http://schemas.openxmlformats.org/drawingml/2006/picture">
+                      <pic:pic>
+                        <pic:nvPicPr>
+                          <pic:cNvPr id="0" name="a5_bildgroesse_werkzeug.png"/>
+                          <pic:cNvPicPr/>
+                        </pic:nvPicPr>
+                        <pic:blipFill>
+                          <a:blip r:embed="rId12"/>
+                          <a:stretch>
+                            <a:fillRect/>
+                          </a:stretch>
+                        </pic:blipFill>
+                        <pic:spPr>
+                          <a:xfrm>
+                            <a:off x="0" y="0"/>
+                            <a:ext cx="3491999" cy="488880"/>
+                          </a:xfrm>
+                          <a:prstGeom prst="rect"/>
+                        </pic:spPr>
+                      </pic:pic>
+                    </a:graphicData>
+                  </a:graphic>
+                </wp:inline>
+              </w:drawing>
+            </w:r>
+          </w:p>
         </w:tc>
       </w:tr>
     </w:tbl>
@@ -566,7 +605,7 @@
               <w:drawing>
                 <wp:inline xmlns:a="http://schemas.openxmlformats.org/drawingml/2006/main" xmlns:pic="http://schemas.openxmlformats.org/drawingml/2006/picture">
                   <wp:extent cx="1188000" cy="848571"/>
-                  <wp:docPr id="2" name="Picture 2"/>
+                  <wp:docPr id="3" name="Picture 3"/>
                   <wp:cNvGraphicFramePr>
                     <a:graphicFrameLocks noChangeAspect="1"/>
                   </wp:cNvGraphicFramePr>
@@ -578,7 +617,7 @@
                           <pic:cNvPicPr/>
                         </pic:nvPicPr>
                         <pic:blipFill>
-                          <a:blip r:embed="rId12"/>
+                          <a:blip r:embed="rId13"/>
                           <a:stretch>
                             <a:fillRect/>
                           </a:stretch>
